--- a/docs/wip/Framework_Content_Generation_Rules.docx
+++ b/docs/wip/Framework_Content_Generation_Rules.docx
@@ -157,7 +157,7 @@
           <w:sz w:val="21"/>
           <w:szCs w:val="21"/>
         </w:rPr>
-        <w:t xml:space="preserve">This catalog merges what were three separately-numbered documents — Visual System &amp; Hierarchy, Navigation &amp; Structure, and Language &amp; Precision — into one continuously numbered list, currently Rule 1 through Rule 19. Each still turns one of GiGi’s site-recommendation groups (or, for Rule 19, a standard Tim set directly) into something checkable, not just a style preference. What changes is only the numbering: under three separate “Rule 1…N” sequences, “Rule 3” meant something different depending on which document you were in. Under one catalog, “Rule 14” means exactly one thing everywhere it’s cited. The three source documents are retained in the WIP folder for history but are superseded by this one.</w:t>
+        <w:t xml:space="preserve">This catalog merges what were three separately-numbered documents — Visual System &amp; Hierarchy, Navigation &amp; Structure, and Language &amp; Precision — into one continuously numbered list, currently Rule 1 through Rule 20. Each still turns one of GiGi’s site-recommendation groups (or, for Rule 19, a standard Tim set directly) into something checkable, not just a style preference. What changes is only the numbering: under three separate “Rule 1…N” sequences, “Rule 3” meant something different depending on which document you were in. Under one catalog, “Rule 14” means exactly one thing everywhere it’s cited. The three source documents are retained in the WIP folder for history but are superseded by this one.</w:t>
       </w:r>
     </w:p>
     <w:p>
@@ -1850,6 +1850,116 @@
           <w:szCs w:val="18"/>
         </w:rPr>
         <w:t xml:space="preserve">Already the shape used by Work Pattern Color Standard, built the day before this rule existed; this rule makes that the standard for every proposal going forward. H% Provenance Badge predates this rule too and uses its own section names — a real, not-yet-closed gap, left as-is unless Tim wants it reshaped to match.</w:t>
+      </w:r>
+    </w:p>
+    <w:p>
+      <w:pPr>
+        <w:pBdr>
+          <w:bottom w:val="single" w:color="EEF3FA" w:sz="12"/>
+        </w:pBdr>
+        <w:spacing w:after="160" w:before="380"/>
+      </w:pPr>
+      <w:r>
+        <w:rPr>
+          <w:rFonts w:ascii="Georgia" w:cs="Georgia" w:eastAsia="Georgia" w:hAnsi="Georgia"/>
+          <w:b/>
+          <w:bCs/>
+          <w:color w:val="0D2D4F"/>
+          <w:sz w:val="26"/>
+          <w:szCs w:val="26"/>
+        </w:rPr>
+        <w:t xml:space="preserve">Working-Relationship Classification &amp; Progression</w:t>
+      </w:r>
+      <w:r>
+        <w:rPr>
+          <w:rFonts w:ascii="Segoe UI" w:cs="Segoe UI" w:eastAsia="Segoe UI" w:hAnsi="Segoe UI"/>
+          <w:color w:val="888888"/>
+          <w:sz w:val="18"/>
+          <w:szCs w:val="18"/>
+        </w:rPr>
+        <w:t xml:space="preserve">   Rule 20</w:t>
+      </w:r>
+    </w:p>
+    <w:p>
+      <w:pPr>
+        <w:spacing w:after="60" w:before="260"/>
+      </w:pPr>
+      <w:r>
+        <w:rPr>
+          <w:rFonts w:ascii="Consolas" w:cs="Consolas" w:eastAsia="Consolas" w:hAnsi="Consolas"/>
+          <w:b/>
+          <w:bCs/>
+          <w:color w:val="1B4F8A"/>
+          <w:sz w:val="18"/>
+          <w:szCs w:val="18"/>
+        </w:rPr>
+        <w:t xml:space="preserve">RULE 20   </w:t>
+      </w:r>
+      <w:r>
+        <w:rPr>
+          <w:rFonts w:ascii="Georgia" w:cs="Georgia" w:eastAsia="Georgia" w:hAnsi="Georgia"/>
+          <w:b/>
+          <w:bCs/>
+          <w:color w:val="0D2D4F"/>
+          <w:sz w:val="24"/>
+          <w:szCs w:val="24"/>
+        </w:rPr>
+        <w:t xml:space="preserve">The Progression Ceiling Rule</w:t>
+      </w:r>
+    </w:p>
+    <w:p>
+      <w:pPr>
+        <w:spacing w:after="100"/>
+      </w:pPr>
+      <w:r>
+        <w:rPr>
+          <w:rFonts w:ascii="Segoe UI" w:cs="Segoe UI" w:eastAsia="Segoe UI" w:hAnsi="Segoe UI"/>
+          <w:color w:val="444444"/>
+          <w:sz w:val="20"/>
+          <w:szCs w:val="20"/>
+        </w:rPr>
+        <w:t xml:space="preserve">When a working-relationship classification's Future State and Progression Ceiling are reasoned at the individual-walkthrough level of rigor (per Working_Relationship_Progression_Methodology.docx), that reasoning stands as-is. Where volume makes an individual walkthrough impractical, a generator applies this disclosed heuristic instead, consistently: (1) Current State = Automation is already the floor — Future = Ceiling = Automation. (2) Current State = Judgment set by a standing accountability duty (strategic authority, EEOC/adverse-impact liability, ERISA fiduciary duty, NLRA/union exposure, confidentiality/duty-of-care) is already the ceiling — Future = Ceiling = Judgment. (3) For Agent-delegation, Augmentation, or Oversight: if a duty attaches specifically to that tier, that tier is the ceiling; absent a flagged duty, the tier reflects a maturity gap and the ceiling moves one notch more automated (Oversight → Agent-delegation, Augmentation → Agent-delegation, Agent-delegation → Automation). A generator does not invent a Future State or Progression Ceiling value by any method other than these two, and never leaves the reasoning implicit.</w:t>
+      </w:r>
+    </w:p>
+    <w:p>
+      <w:pPr>
+        <w:spacing w:after="60"/>
+      </w:pPr>
+      <w:r>
+        <w:rPr>
+          <w:rFonts w:ascii="Segoe UI" w:cs="Segoe UI" w:eastAsia="Segoe UI" w:hAnsi="Segoe UI"/>
+          <w:b/>
+          <w:bCs/>
+          <w:color w:val="1B4F8A"/>
+          <w:sz w:val="18"/>
+          <w:szCs w:val="18"/>
+        </w:rPr>
+        <w:t xml:space="preserve">Applies to: </w:t>
+      </w:r>
+      <w:r>
+        <w:rPr>
+          <w:rFonts w:ascii="Segoe UI" w:cs="Segoe UI" w:eastAsia="Segoe UI" w:hAnsi="Segoe UI"/>
+          <w:color w:val="888888"/>
+          <w:sz w:val="18"/>
+          <w:szCs w:val="18"/>
+        </w:rPr>
+        <w:t xml:space="preserve">Any classified PCF activity's Future State / Progression Ceiling fields, in the sandbox today or in any future production working-relationship generator.</w:t>
+      </w:r>
+    </w:p>
+    <w:p>
+      <w:pPr>
+        <w:spacing w:after="200"/>
+      </w:pPr>
+      <w:r>
+        <w:rPr>
+          <w:rFonts w:ascii="Segoe UI" w:cs="Segoe UI" w:eastAsia="Segoe UI" w:hAnsi="Segoe UI"/>
+          <w:i/>
+          <w:iCs/>
+          <w:color w:val="888888"/>
+          <w:sz w:val="18"/>
+          <w:szCs w:val="18"/>
+        </w:rPr>
+        <w:t xml:space="preserve">Applied Sept 16, 2026 to 73 previously-unreasoned PCF 7.0 activities plus the 14 newly-classified 7.5 items — the rule's first real stress-test against live classification data, in the PCF 7.0 sandbox. Documented in full, alongside the five individually-walked-through worked examples it's a lighter-weight substitute for, as Section 11 of Working-Relationship Progression — A Design Methodology.</w:t>
       </w:r>
     </w:p>
     <w:p>
@@ -1865,7 +1975,7 @@
           <w:sz w:val="20"/>
           <w:szCs w:val="20"/>
         </w:rPr>
-        <w:t xml:space="preserve">Any future rule joins this catalog at Rule 20 and onward, whichever category it belongs to — the numbering never restarts, so a citation made today stays correct as the catalog grows.</w:t>
+        <w:t xml:space="preserve">Any future rule joins this catalog at Rule 21 and onward, whichever category it belongs to — the numbering never restarts, so a citation made today stays correct as the catalog grows.</w:t>
       </w:r>
     </w:p>
     <w:p>
